--- a/医院模板/1.盖章文件/采购公告.docx
+++ b/医院模板/1.盖章文件/采购公告.docx
@@ -1674,6 +1674,17 @@
           <w:lang w:eastAsia="zh-CN"/>
         </w:rPr>
         <w:t>元/份(竞选文件售后不退,竞选资格不得转让)。</w:t>
+      </w:r>
+      <w:r>
+        <w:rPr>
+          <w:rFonts w:hint="eastAsia" w:ascii="仿宋" w:hAnsi="仿宋" w:eastAsia="仿宋" w:cs="仿宋"/>
+          <w:sz w:val="24"/>
+          <w:szCs w:val="24"/>
+          <w:highlight w:val="none"/>
+          <w:lang w:eastAsia="zh-CN"/>
+        </w:rPr>
+        <w:br/>
+        <w:t>注：因废标、流标等原因导致再次采购的，同一竞选人不再重复收取报名费。</w:t>
       </w:r>
     </w:p>
     <w:p>
